--- a/Files/06 - Yom Tov/12 - Hoshana Raba/5784/Hoshana Raba 5784.docx
+++ b/Files/06 - Yom Tov/12 - Hoshana Raba/5784/Hoshana Raba 5784.docx
@@ -1056,7 +1056,7 @@
         <w:rPr>
           <w:rFonts w:ascii="Times New Roman" w:hAnsi="Times New Roman" w:cs="Times New Roman"/>
         </w:rPr>
-        <w:t>re going to put them up on top of the</w:t>
+        <w:t xml:space="preserve">re going to put them up on top of the </w:t>
       </w:r>
       <w:r>
         <w:rPr>

--- a/Files/06 - Yom Tov/12 - Hoshana Raba/5784/Hoshana Raba 5784.docx
+++ b/Files/06 - Yom Tov/12 - Hoshana Raba/5784/Hoshana Raba 5784.docx
@@ -938,7 +938,7 @@
           <w:rFonts w:ascii="Times New Roman" w:hAnsi="Times New Roman" w:cs="Times New Roman" w:hint="cs"/>
           <w:rtl/>
         </w:rPr>
-        <w:t>מצות</w:t>
+        <w:t>מצוות</w:t>
       </w:r>
       <w:r>
         <w:rPr>
@@ -1056,7 +1056,7 @@
         <w:rPr>
           <w:rFonts w:ascii="Times New Roman" w:hAnsi="Times New Roman" w:cs="Times New Roman"/>
         </w:rPr>
-        <w:t xml:space="preserve">re going to put them up on top of the </w:t>
+        <w:t>re going to put them up on top of the</w:t>
       </w:r>
       <w:r>
         <w:rPr>
@@ -1127,7 +1127,7 @@
           <w:rFonts w:ascii="Times New Roman" w:hAnsi="Times New Roman" w:cs="Times New Roman" w:hint="cs"/>
           <w:rtl/>
         </w:rPr>
-        <w:t>מצות</w:t>
+        <w:t>מצוות</w:t>
       </w:r>
       <w:r>
         <w:rPr>
